--- a/papers/改稿报告_A_2026-10-24.docx
+++ b/papers/改稿报告_A_2026-10-24.docx
@@ -140,7 +140,7 @@
           <w:bCs/>
           <w:b/>
         </w:rPr>
-        <w:t xml:space="preserve">本轮只动</w:t>
+        <w:t xml:space="preserve">这一轮只动</w:t>
       </w:r>
       <w:r>
         <w:t xml:space="preserve">：</w:t>
@@ -201,17 +201,11 @@
         <w:pStyle w:val="BlockText"/>
       </w:pPr>
       <w:r>
-        <w:t xml:space="preserve">★</w:t>
-      </w:r>
-      <w:r>
-        <w:t xml:space="preserve"> </w:t>
-      </w:r>
-      <w:r>
         <w:rPr>
           <w:bCs/>
           <w:b/>
         </w:rPr>
-        <w:t xml:space="preserve">本轮改稿的落点不是"承认我们错了"，而是"让正文执行论文自己已有的纪律"。</w:t>
+        <w:t xml:space="preserve">这一轮改稿的落点不是"承认我们错了"，而是"让正文执行论文自己已有的要求"。</w:t>
       </w:r>
     </w:p>
     <w:p>
@@ -226,7 +220,7 @@
           <w:bCs/>
           <w:b/>
         </w:rPr>
-        <w:t xml:space="preserve">本篇或跨篇材料的别处已经被写成纪律</w:t>
+        <w:t xml:space="preserve">本篇或跨篇材料的别处已经被写成要求</w:t>
       </w:r>
       <w:r>
         <w:t xml:space="preserve">，只是正文没执行。逐条对应：</w:t>
@@ -277,19 +271,19 @@
               <w:t xml:space="preserve">已经写好</w:t>
             </w:r>
             <w:r>
-              <w:t xml:space="preserve">的纪律</w:t>
-            </w:r>
-          </w:p>
-        </w:tc>
-        <w:tc>
-          <w:tcPr/>
-          <w:p>
-            <w:pPr>
-              <w:pStyle w:val="Compact"/>
-              <w:jc w:val="left"/>
-            </w:pPr>
-            <w:r>
-              <w:t xml:space="preserve">本轮的执行动作</w:t>
+              <w:t xml:space="preserve">的要求</w:t>
+            </w:r>
+          </w:p>
+        </w:tc>
+        <w:tc>
+          <w:tcPr/>
+          <w:p>
+            <w:pPr>
+              <w:pStyle w:val="Compact"/>
+              <w:jc w:val="left"/>
+            </w:pPr>
+            <w:r>
+              <w:t xml:space="preserve">这一轮的执行动作</w:t>
             </w:r>
           </w:p>
         </w:tc>
@@ -434,7 +428,7 @@
               <w:t xml:space="preserve"> </w:t>
             </w:r>
             <w:r>
-              <w:t xml:space="preserve">已写"5 支臂实测为 4 支 ⇒ R2/R3/R4 需重算"；本篇</w:t>
+              <w:t xml:space="preserve">已写"5 支臂实测为 4 支，R2/R3/R4 需重算"；本篇</w:t>
             </w:r>
             <w:r>
               <w:rPr>
@@ -725,17 +719,11 @@
         <w:pStyle w:val="BodyText"/>
       </w:pPr>
       <w:r>
-        <w:t xml:space="preserve">⇒ ⇒ ★</w:t>
-      </w:r>
-      <w:r>
-        <w:t xml:space="preserve"> </w:t>
-      </w:r>
-      <w:r>
         <w:rPr>
           <w:bCs/>
           <w:b/>
         </w:rPr>
-        <w:t xml:space="preserve">一句话总结</w:t>
+        <w:t xml:space="preserve">一句话</w:t>
       </w:r>
       <w:r>
         <w:t xml:space="preserve">：</w:t>
@@ -745,7 +733,7 @@
           <w:bCs/>
           <w:b/>
         </w:rPr>
-        <w:t xml:space="preserve">本轮没有推翻任何一条已成立的结论</w:t>
+        <w:t xml:space="preserve">这一轮没有推翻任何一条已成立的结论</w:t>
       </w:r>
       <w:r>
         <w:t xml:space="preserve">；做的是把</w:t>
@@ -814,7 +802,7 @@
         <w:pStyle w:val="Heading3"/>
       </w:pPr>
       <w:r>
-        <w:t xml:space="preserve">★ A-1 · 「系统性地产生假阳性」过宽【审稿 §五】</w:t>
+        <w:t xml:space="preserve">A-1 · 「系统性地产生假阳性」过宽【审稿 §五】</w:t>
       </w:r>
     </w:p>
     <w:tbl>
@@ -1113,7 +1101,14 @@
                 <w:bCs/>
                 <w:b/>
               </w:rPr>
-              <w:t xml:space="preserve">0 命中 ✓</w:t>
+              <w:t xml:space="preserve">0 命中</w:t>
+            </w:r>
+            <w:r>
+              <w:rPr>
+                <w:bCs/>
+                <w:b/>
+              </w:rPr>
+              <w:t xml:space="preserve"> </w:t>
             </w:r>
             <w:r>
               <w:t xml:space="preserve">；</w:t>
@@ -1141,7 +1136,7 @@
               <w:t xml:space="preserve"> </w:t>
             </w:r>
             <w:r>
-              <w:t xml:space="preserve">✓（551 行是 A-3 ① 里的另一处"不主张"，909 行是原有的"不主张任何人类评分结论"，与本条无关）</w:t>
+              <w:t xml:space="preserve">（551 行是 A-3 ① 里的另一处"不主张"，909 行是原有的"不主张任何人类评分结论"，与本条无关）</w:t>
             </w:r>
           </w:p>
         </w:tc>
@@ -1159,7 +1154,7 @@
                 <w:bCs/>
                 <w:b/>
               </w:rPr>
-              <w:t xml:space="preserve">执行的是哪条纪律/审稿意见</w:t>
+              <w:t xml:space="preserve">执行的是哪条要求/审稿意见</w:t>
             </w:r>
           </w:p>
         </w:tc>
@@ -1188,7 +1183,7 @@
                 <w:bCs/>
                 <w:b/>
               </w:rPr>
-              <w:t xml:space="preserve">本篇 §5.9 的窄表述纪律</w:t>
+              <w:t xml:space="preserve">本篇 §5.9 的窄表述要求</w:t>
             </w:r>
             <w:r>
               <w:t xml:space="preserve">（"结论句是本文对外的唯一结论句"）＋</w:t>
@@ -1224,7 +1219,7 @@
         <w:pStyle w:val="Heading3"/>
       </w:pPr>
       <w:r>
-        <w:t xml:space="preserve">★★ A-2 · 「架构层净收益为负」必须加条件【审稿 §八.第三优先级】</w:t>
+        <w:t xml:space="preserve">A-2 · 「架构层净收益为负」必须加条件【审稿 §八.第三优先级】</w:t>
       </w:r>
     </w:p>
     <w:tbl>
@@ -1533,7 +1528,14 @@
                 <w:bCs/>
                 <w:b/>
               </w:rPr>
-              <w:t xml:space="preserve">23、63、620、804 行 4 处命中 ✓</w:t>
+              <w:t xml:space="preserve">23、63、620、804 行 4 处命中</w:t>
+            </w:r>
+            <w:r>
+              <w:rPr>
+                <w:bCs/>
+                <w:b/>
+              </w:rPr>
+              <w:t xml:space="preserve"> </w:t>
             </w:r>
             <w:r>
               <w:t xml:space="preserve">；</w:t>
@@ -1574,7 +1576,7 @@
               <w:t xml:space="preserve">两行都在"这不是/不是……的一般结论"的否定句里</w:t>
             </w:r>
             <w:r>
-              <w:t xml:space="preserve">（原句已消失）✓；</w:t>
+              <w:t xml:space="preserve">（原句已消失）；</w:t>
             </w:r>
             <w:r>
               <w:rPr>
@@ -1609,7 +1611,14 @@
                 <w:bCs/>
                 <w:b/>
               </w:rPr>
-              <w:t xml:space="preserve">完全一致 ✓</w:t>
+              <w:t xml:space="preserve">完全一致</w:t>
+            </w:r>
+            <w:r>
+              <w:rPr>
+                <w:bCs/>
+                <w:b/>
+              </w:rPr>
+              <w:t xml:space="preserve"> </w:t>
             </w:r>
             <w:r>
               <w:t xml:space="preserve">（见 §6 S8 输出）</w:t>
@@ -1630,7 +1639,7 @@
                 <w:bCs/>
                 <w:b/>
               </w:rPr>
-              <w:t xml:space="preserve">执行的是哪条纪律/审稿意见</w:t>
+              <w:t xml:space="preserve">执行的是哪条要求/审稿意见</w:t>
             </w:r>
           </w:p>
         </w:tc>
@@ -1662,7 +1671,7 @@
               <w:t xml:space="preserve">本篇 §7 局限 11</w:t>
             </w:r>
             <w:r>
-              <w:t xml:space="preserve">（净增益必须是"新增 − 丢失"，本轮只测新增侧，</w:t>
+              <w:t xml:space="preserve">（净增益必须是"新增 − 丢失"，这一轮只测新增侧，</w:t>
             </w:r>
             <w:r>
               <w:rPr>
@@ -1705,7 +1714,7 @@
         <w:pStyle w:val="Heading3"/>
       </w:pPr>
       <w:r>
-        <w:t xml:space="preserve">★ A-3 · R1 缺四项补充【审稿 §五 · 四项】</w:t>
+        <w:t xml:space="preserve">A-3 · R1 缺四项补充【审稿 §五 · 四项】</w:t>
       </w:r>
     </w:p>
     <w:tbl>
@@ -2001,10 +2010,7 @@
               <w:t xml:space="preserve">"18 规格这份组合"是否事前冻结 = 未归档</w:t>
             </w:r>
             <w:r>
-              <w:t xml:space="preserve">，且同轮先做了单题冒烟测试 ⇒</w:t>
-            </w:r>
-            <w:r>
-              <w:t xml:space="preserve"> </w:t>
+              <w:t xml:space="preserve">，且同轮先做了单题冒烟测试，</w:t>
             </w:r>
             <w:r>
               <w:rPr>
@@ -2106,10 +2112,7 @@
               <w:t xml:space="preserve">topics[]</w:t>
             </w:r>
             <w:r>
-              <w:t xml:space="preserve">）；★</w:t>
-            </w:r>
-            <w:r>
-              <w:t xml:space="preserve"> </w:t>
+              <w:t xml:space="preserve">）；</w:t>
             </w:r>
             <w:r>
               <w:rPr>
@@ -2139,10 +2142,7 @@
               <w:t xml:space="preserve">同 6 个依据包</w:t>
             </w:r>
             <w:r>
-              <w:t xml:space="preserve">）⇒</w:t>
-            </w:r>
-            <w:r>
-              <w:t xml:space="preserve"> </w:t>
+              <w:t xml:space="preserve">），</w:t>
             </w:r>
             <w:r>
               <w:rPr>
@@ -2152,10 +2152,7 @@
               <w:t xml:space="preserve">不能读成"跨域泛化失败"</w:t>
             </w:r>
             <w:r>
-              <w:t xml:space="preserve">；★</w:t>
-            </w:r>
-            <w:r>
-              <w:t xml:space="preserve"> </w:t>
+              <w:t xml:space="preserve">；</w:t>
             </w:r>
             <w:r>
               <w:rPr>
@@ -2177,10 +2174,7 @@
               <w:t xml:space="preserve">evidence</w:t>
             </w:r>
             <w:r>
-              <w:t xml:space="preserve"> </w:t>
-            </w:r>
-            <w:r>
-              <w:t xml:space="preserve">⇒ 同部法内 3 题</w:t>
+              <w:t xml:space="preserve">，同部法内 3 题</w:t>
             </w:r>
             <w:r>
               <w:rPr>
@@ -2190,10 +2184,7 @@
               <w:t xml:space="preserve">不是相互独立的重复</w:t>
             </w:r>
             <w:r>
-              <w:t xml:space="preserve"> </w:t>
-            </w:r>
-            <w:r>
-              <w:t xml:space="preserve">⇒ 本文题级统计的独立性假设</w:t>
+              <w:t xml:space="preserve">，本文题级统计的独立性假设</w:t>
             </w:r>
             <w:r>
               <w:rPr>
@@ -2210,7 +2201,7 @@
                 <w:bCs/>
                 <w:b/>
               </w:rPr>
-              <w:t xml:space="preserve">"目标任务分布"本文未定义 ⇒ 该问题无法判定</w:t>
+              <w:t xml:space="preserve">"目标任务分布"本文未定义，该问题无法判定</w:t>
             </w:r>
             <w:r>
               <w:t xml:space="preserve">（登记为未做）。</w:t>
@@ -2294,10 +2285,7 @@
               <w:t xml:space="preserve"> </w:t>
             </w:r>
             <w:r>
-              <w:t xml:space="preserve">未纳入版本管理）⇒ ★</w:t>
-            </w:r>
-            <w:r>
-              <w:t xml:space="preserve"> </w:t>
+              <w:t xml:space="preserve">未纳入版本管理），</w:t>
             </w:r>
             <w:r>
               <w:rPr>
@@ -2317,7 +2305,7 @@
               <w:t xml:space="preserve">模型配置名义同池、实测不等长</w:t>
             </w:r>
             <w:r>
-              <w:t xml:space="preserve">（3 个型号 404 ⇒ 5 支变 4 支）。</w:t>
+              <w:t xml:space="preserve">（3 个型号 404，5 支变 4 支）。</w:t>
             </w:r>
             <w:r>
               <w:rPr>
@@ -2327,10 +2315,7 @@
               <w:t xml:space="preserve">④</w:t>
             </w:r>
             <w:r>
-              <w:t xml:space="preserve">：★</w:t>
-            </w:r>
-            <w:r>
-              <w:t xml:space="preserve"> </w:t>
+              <w:t xml:space="preserve">：</w:t>
             </w:r>
             <w:r>
               <w:rPr>
@@ -2379,23 +2364,17 @@
               <w:t xml:space="preserve">内</w:t>
             </w:r>
             <w:r>
-              <w:t xml:space="preserve"> </w:t>
-            </w:r>
-            <w:r>
-              <w:t xml:space="preserve">⇒ 外部只能核到"27/27"这句自报）；★</w:t>
-            </w:r>
-            <w:r>
-              <w:t xml:space="preserve"> </w:t>
-            </w:r>
-            <w:r>
-              <w:rPr>
-                <w:bCs/>
-                <w:b/>
-              </w:rPr>
-              <w:t xml:space="preserve">对"真实但不在依据包中"的主张 ⇒ 判「未提及」</w:t>
-            </w:r>
-            <w:r>
-              <w:t xml:space="preserve">（实现层原文：「依据没讲到或讲的是别的事 ⇒「未提及」。</w:t>
+              <w:t xml:space="preserve">，外部只能核到"27/27"这句自报）；</w:t>
+            </w:r>
+            <w:r>
+              <w:rPr>
+                <w:bCs/>
+                <w:b/>
+              </w:rPr>
+              <w:t xml:space="preserve">对"真实但不在依据包中"的主张，判「未提及」</w:t>
+            </w:r>
+            <w:r>
+              <w:t xml:space="preserve">（实现层原文：「依据没讲到或讲的是别的事，「未提及」。</w:t>
             </w:r>
             <w:r>
               <w:rPr>
@@ -2405,10 +2384,7 @@
               <w:t xml:space="preserve">不确定时一律答「未提及」</w:t>
             </w:r>
             <w:r>
-              <w:t xml:space="preserve">」）⇒</w:t>
-            </w:r>
-            <w:r>
-              <w:t xml:space="preserve"> </w:t>
+              <w:t xml:space="preserve">」），</w:t>
             </w:r>
             <w:r>
               <w:rPr>
@@ -2418,10 +2394,7 @@
               <w:t xml:space="preserve">它在仪器眼里与"编造的伪规则"完全同形</w:t>
             </w:r>
             <w:r>
-              <w:t xml:space="preserve">（§3.3 第 3 类）⇒ 三条量化后果（稀释矛盾率 / 多报 9 条 0 支持 0 矛盾 / 未提及 167·138·182 是最大噪声源）⇒</w:t>
-            </w:r>
-            <w:r>
-              <w:t xml:space="preserve"> </w:t>
+              <w:t xml:space="preserve">（§3.3 第 3 类），三条量化后果（稀释矛盾率 / 多报 9 条 0 支持 0 矛盾 / 未提及 167·138·182 是最大噪声源），</w:t>
             </w:r>
             <w:r>
               <w:rPr>
@@ -2431,10 +2404,7 @@
               <w:t xml:space="preserve">§8.1 第 3 项是唯一出路，未做</w:t>
             </w:r>
             <w:r>
-              <w:t xml:space="preserve">；★</w:t>
-            </w:r>
-            <w:r>
-              <w:t xml:space="preserve"> </w:t>
+              <w:t xml:space="preserve">；</w:t>
             </w:r>
             <w:r>
               <w:rPr>
@@ -2489,7 +2459,7 @@
               <w:jc w:val="left"/>
             </w:pPr>
             <w:r>
-              <w:t xml:space="preserve">① R1 附近有四项逐条回答（四个标题 ✓</w:t>
+              <w:t xml:space="preserve">① R1 附近有四项逐条回答（四个标题</w:t>
             </w:r>
             <w:r>
               <w:t xml:space="preserve"> </w:t>
@@ -2514,7 +2484,7 @@
               <w:t xml:space="preserve"> </w:t>
             </w:r>
             <w:r>
-              <w:t xml:space="preserve">✓（18 规格 / 一张 18 行排名表 / 4.90 / 第 10 名 3.20 / 1 次 / 6–7 次 / 4–5·8–9·5–6·8–10·2–3 / 3 个型号 404）；③ 第 ④ 项明确写出 27/27 的性质</w:t>
+              <w:t xml:space="preserve">（18 规格 / 一张 18 行排名表 / 4.90 / 第 10 名 3.20 / 1 次 / 6–7 次 / 4–5·8–9·5–6·8–10·2–3 / 3 个型号 404）；③ 第 ④ 项明确写出 27/27 的性质</w:t>
             </w:r>
             <w:r>
               <w:rPr>
@@ -2524,7 +2494,7 @@
               <w:t xml:space="preserve">与</w:t>
             </w:r>
             <w:r>
-              <w:t xml:space="preserve">依据包外主张的处理方式 ✓</w:t>
+              <w:t xml:space="preserve">依据包外主张的处理方式</w:t>
             </w:r>
           </w:p>
         </w:tc>
@@ -2563,7 +2533,7 @@
               <w:t xml:space="preserve"> </w:t>
             </w:r>
             <w:r>
-              <w:t xml:space="preserve">→ 544 / 555 / 587 / 603 ✓；</w:t>
+              <w:t xml:space="preserve">→ 544 / 555 / 587 / 603；</w:t>
             </w:r>
             <w:r>
               <w:rPr>
@@ -2612,7 +2582,7 @@
               <w:t xml:space="preserve">直接生成</w:t>
             </w:r>
             <w:r>
-              <w:t xml:space="preserve">（不手抄 ⇒ 零转写风险，生成脚本见 §6 S9）</w:t>
+              <w:t xml:space="preserve">（不手抄，零转写风险，生成脚本见 §6 S9）</w:t>
             </w:r>
           </w:p>
         </w:tc>
@@ -2630,7 +2600,7 @@
                 <w:bCs/>
                 <w:b/>
               </w:rPr>
-              <w:t xml:space="preserve">执行的是哪条纪律/审稿意见</w:t>
+              <w:t xml:space="preserve">执行的是哪条要求/审稿意见</w:t>
             </w:r>
           </w:p>
         </w:tc>
@@ -2708,7 +2678,7 @@
         <w:pStyle w:val="Heading3"/>
       </w:pPr>
       <w:r>
-        <w:t xml:space="preserve">★ A-4 · 分母漂移带进正文【审稿 §八.第三优先级】</w:t>
+        <w:t xml:space="preserve">A-4 · 分母漂移带进正文【审稿 §八.第三优先级】</w:t>
       </w:r>
     </w:p>
     <w:tbl>
@@ -3134,7 +3104,7 @@
               <w:jc w:val="left"/>
             </w:pPr>
             <w:r>
-              <w:t xml:space="preserve">① R2/R3/R4 附近有分母注 ✓（632 / 665 / 686）；② 摘要若出现 dual 臂数字，则同句有"未按 4 支重算" ✓（23 / 24 / 63）；③ 局限里有一条专讲分母漂移 ✓（925）</w:t>
+              <w:t xml:space="preserve">① R2/R3/R4 附近有分母注（632 / 665 / 686）；② 摘要若出现 dual 臂数字，则同句有"未按 4 支重算" （23 / 24 / 63）；③ 局限里有一条专讲分母漂移（925）</w:t>
             </w:r>
           </w:p>
         </w:tc>
@@ -3183,7 +3153,7 @@
                 <w:bCs/>
                 <w:b/>
               </w:rPr>
-              <w:t xml:space="preserve">632 / 665 / 686（3 处）✓</w:t>
+              <w:t xml:space="preserve">632 / 665 / 686（3 处）</w:t>
             </w:r>
             <w:r>
               <w:t xml:space="preserve">；</w:t>
@@ -3198,7 +3168,7 @@
               <w:t xml:space="preserve"> </w:t>
             </w:r>
             <w:r>
-              <w:t xml:space="preserve">→ 23 / 24 / 63 / 632 / 665 / 686 / 804 / 925 / 941 ✓；</w:t>
+              <w:t xml:space="preserve">→ 23 / 24 / 63 / 632 / 665 / 686 / 804 / 925 / 941；</w:t>
             </w:r>
             <w:r>
               <w:rPr>
@@ -3210,7 +3180,7 @@
               <w:t xml:space="preserve"> </w:t>
             </w:r>
             <w:r>
-              <w:t xml:space="preserve">→ 925 ✓；</w:t>
+              <w:t xml:space="preserve">→ 925；</w:t>
             </w:r>
             <w:r>
               <w:rPr>
@@ -3222,7 +3192,7 @@
               <w:t xml:space="preserve"> </w:t>
             </w:r>
             <w:r>
-              <w:t xml:space="preserve">→ 941 ✓</w:t>
+              <w:t xml:space="preserve">→ 941</w:t>
             </w:r>
           </w:p>
         </w:tc>
@@ -3240,7 +3210,7 @@
                 <w:bCs/>
                 <w:b/>
               </w:rPr>
-              <w:t xml:space="preserve">执行的是哪条纪律/审稿意见</w:t>
+              <w:t xml:space="preserve">执行的是哪条要求/审稿意见</w:t>
             </w:r>
           </w:p>
         </w:tc>
@@ -3269,10 +3239,10 @@
                 <w:bCs/>
                 <w:b/>
               </w:rPr>
-              <w:t xml:space="preserve">跨篇已有纪律：总纲 §3 / 合订本 §1.1</w:t>
-            </w:r>
-            <w:r>
-              <w:t xml:space="preserve">（"5 支臂实测为 4 支 ⇒ A 篇 R2/R3/R4 需按 4 支重算"）＋</w:t>
+              <w:t xml:space="preserve">跨篇已有要求：总纲 §3 / 合订本 §1.1</w:t>
+            </w:r>
+            <w:r>
+              <w:t xml:space="preserve">（"5 支臂实测为 4 支，A 篇 R2/R3/R4 需按 4 支重算"）＋</w:t>
             </w:r>
             <w:r>
               <w:t xml:space="preserve"> </w:t>
@@ -3312,12 +3282,6 @@
         <w:pStyle w:val="BlockText"/>
       </w:pPr>
       <w:r>
-        <w:t xml:space="preserve">★</w:t>
-      </w:r>
-      <w:r>
-        <w:t xml:space="preserve"> </w:t>
-      </w:r>
-      <w:r>
         <w:rPr>
           <w:bCs/>
           <w:b/>
@@ -3348,7 +3312,7 @@
         <w:t xml:space="preserve">§8.1 第 5 项是「净增益重算：新增 − 丢失」，与 4 支口径重算是两件不同的事</w:t>
       </w:r>
       <w:r>
-        <w:t xml:space="preserve">（前者算双边净增益，后者重算分支数/断言数/分母）。为避免把读者指到错误的待办，本轮</w:t>
+        <w:t xml:space="preserve">（前者算双边净增益，后者重算分支数/断言数/分母）。为避免把读者指到错误的待办，这一轮</w:t>
       </w:r>
       <w:r>
         <w:rPr>
@@ -3378,10 +3342,7 @@
         <w:t xml:space="preserve">同一句里</w:t>
       </w:r>
       <w:r>
-        <w:t xml:space="preserve">点明"另见 §8.1 第 5 项……那是另一项独立待办，不覆盖 4 支口径" ⇒ ★</w:t>
-      </w:r>
-      <w:r>
-        <w:t xml:space="preserve"> </w:t>
+        <w:t xml:space="preserve">点明"另见 §8.1 第 5 项……那是另一项独立待办，不覆盖 4 支口径"，</w:t>
       </w:r>
       <w:r>
         <w:rPr>
@@ -3408,7 +3369,7 @@
         <w:pStyle w:val="Heading3"/>
       </w:pPr>
       <w:r>
-        <w:t xml:space="preserve">★ A-5 · 保留已做对的两处 + 摘要补上"交互结构级未测"【审稿 §五 末段】</w:t>
+        <w:t xml:space="preserve">A-5 · 保留已做对的两处 + 摘要补上"交互结构级未测"【审稿 §五 末段】</w:t>
       </w:r>
     </w:p>
     <w:tbl>
@@ -3716,7 +3677,7 @@
               <w:jc w:val="left"/>
             </w:pPr>
             <w:r>
-              <w:t xml:space="preserve">① 摘要含"只测了 prompt 级"或等义 + 指向交互结构级未测 ✓；② §5.9 与 §7 局限 17</w:t>
+              <w:t xml:space="preserve">① 摘要含"只测了 prompt 级"或等义 + 指向交互结构级未测；② §5.9 与 §7 局限 17</w:t>
             </w:r>
             <w:r>
               <w:t xml:space="preserve"> </w:t>
@@ -3727,12 +3688,6 @@
                 <w:b/>
               </w:rPr>
               <w:t xml:space="preserve">原文保留</w:t>
-            </w:r>
-            <w:r>
-              <w:t xml:space="preserve"> </w:t>
-            </w:r>
-            <w:r>
-              <w:t xml:space="preserve">✓</w:t>
             </w:r>
           </w:p>
         </w:tc>
@@ -3781,7 +3736,14 @@
                 <w:bCs/>
                 <w:b/>
               </w:rPr>
-              <w:t xml:space="preserve">完全一致 ✓</w:t>
+              <w:t xml:space="preserve">完全一致</w:t>
+            </w:r>
+            <w:r>
+              <w:rPr>
+                <w:bCs/>
+                <w:b/>
+              </w:rPr>
+              <w:t xml:space="preserve"> </w:t>
             </w:r>
             <w:r>
               <w:t xml:space="preserve">（§6 S8）；</w:t>
@@ -3806,7 +3768,14 @@
                 <w:bCs/>
                 <w:b/>
               </w:rPr>
-              <w:t xml:space="preserve">完全一致 ✓</w:t>
+              <w:t xml:space="preserve">完全一致</w:t>
+            </w:r>
+            <w:r>
+              <w:rPr>
+                <w:bCs/>
+                <w:b/>
+              </w:rPr>
+              <w:t xml:space="preserve"> </w:t>
             </w:r>
             <w:r>
               <w:t xml:space="preserve">；</w:t>
@@ -3821,7 +3790,7 @@
               <w:t xml:space="preserve"> </w:t>
             </w:r>
             <w:r>
-              <w:t xml:space="preserve">→ 27 ✓</w:t>
+              <w:t xml:space="preserve">→ 27</w:t>
             </w:r>
           </w:p>
         </w:tc>
@@ -3839,7 +3808,7 @@
                 <w:bCs/>
                 <w:b/>
               </w:rPr>
-              <w:t xml:space="preserve">执行的是哪条纪律/审稿意见</w:t>
+              <w:t xml:space="preserve">执行的是哪条要求/审稿意见</w:t>
             </w:r>
           </w:p>
         </w:tc>
@@ -3917,7 +3886,7 @@
         <w:pStyle w:val="Heading3"/>
       </w:pPr>
       <w:r>
-        <w:t xml:space="preserve">★★ X-1 · 推断链 — 证伪条件表【审稿 §七.问题一 —— 审稿人称"最重要的"】</w:t>
+        <w:t xml:space="preserve">X-1 · 推断链 — 证伪条件表【审稿 §七.问题一 —— 审稿人称"最重要的"】</w:t>
       </w:r>
     </w:p>
     <w:tbl>
@@ -4364,7 +4333,7 @@
               <w:t xml:space="preserve"> </w:t>
             </w:r>
             <w:r>
-              <w:t xml:space="preserve">✓（6 行）；② 每行有</w:t>
+              <w:t xml:space="preserve">（6 行）；② 每行有</w:t>
             </w:r>
             <w:r>
               <w:rPr>
@@ -4374,7 +4343,7 @@
               <w:t xml:space="preserve">独立</w:t>
             </w:r>
             <w:r>
-              <w:t xml:space="preserve">的证伪条件（相邻行不重复 ✓）；③ "当前状态"列无「无效/等效/已证明」 ✓</w:t>
+              <w:t xml:space="preserve">的证伪条件（相邻行不重复）；③ "当前状态"列无「无效/等效/已证明」</w:t>
             </w:r>
           </w:p>
         </w:tc>
@@ -4413,7 +4382,7 @@
               <w:t xml:space="preserve"> </w:t>
             </w:r>
             <w:r>
-              <w:t xml:space="preserve">→ 781 / 784 / 788 ✓；表体行数 = 6 ✓；</w:t>
+              <w:t xml:space="preserve">→ 781 / 784 / 788；表体行数 = 6；</w:t>
             </w:r>
             <w:r>
               <w:rPr>
@@ -4438,13 +4407,7 @@
               <w:t xml:space="preserve">已测 ×5 / 未测 ×1</w:t>
             </w:r>
             <w:r>
-              <w:t xml:space="preserve"> </w:t>
-            </w:r>
-            <w:r>
-              <w:t xml:space="preserve">✓；★</w:t>
-            </w:r>
-            <w:r>
-              <w:t xml:space="preserve"> </w:t>
+              <w:t xml:space="preserve">；</w:t>
             </w:r>
             <w:r>
               <w:rPr>
@@ -4462,12 +4425,6 @@
                 <w:b/>
               </w:rPr>
               <w:t xml:space="preserve">未另造术语</w:t>
-            </w:r>
-            <w:r>
-              <w:t xml:space="preserve"> </w:t>
-            </w:r>
-            <w:r>
-              <w:t xml:space="preserve">✓</w:t>
             </w:r>
           </w:p>
         </w:tc>
@@ -4485,7 +4442,7 @@
                 <w:bCs/>
                 <w:b/>
               </w:rPr>
-              <w:t xml:space="preserve">执行的是哪条纪律/审稿意见</w:t>
+              <w:t xml:space="preserve">执行的是哪条要求/审稿意见</w:t>
             </w:r>
           </w:p>
         </w:tc>
@@ -4550,7 +4507,7 @@
         <w:pStyle w:val="Heading3"/>
       </w:pPr>
       <w:r>
-        <w:t xml:space="preserve">★★ X-2 · 数据来源与独立性声明表【审稿 §七.问题二】</w:t>
+        <w:t xml:space="preserve">X-2 · 数据来源与独立性声明表【审稿 §七.问题二】</w:t>
       </w:r>
     </w:p>
     <w:tbl>
@@ -4822,7 +4779,14 @@
                 <w:bCs/>
                 <w:b/>
               </w:rPr>
-              <w:t xml:space="preserve">「已独立复现」列 10 行全为 ❌</w:t>
+              <w:t xml:space="preserve">「已独立复现」列 10 行全为</w:t>
+            </w:r>
+            <w:r>
+              <w:rPr>
+                <w:bCs/>
+                <w:b/>
+              </w:rPr>
+              <w:t xml:space="preserve"> </w:t>
             </w:r>
             <w:r>
               <w:t xml:space="preserve">。总账三条：① 无任何一条结论有外部独立复现；②</w:t>
@@ -4853,10 +4817,7 @@
               <w:t xml:space="preserve"> </w:t>
             </w:r>
             <w:r>
-              <w:t xml:space="preserve">代码 / 层2·层3 跑批 / 同一次外部只读审计 / 同一块 ToT 臂与末步对照 / 同一个型号池下架根因）⇒</w:t>
-            </w:r>
-            <w:r>
-              <w:t xml:space="preserve"> </w:t>
+              <w:t xml:space="preserve">代码 / 层2·层3 跑批 / 同一次外部只读审计 / 同一块 ToT 臂与末步对照 / 同一个型号池下架根因），</w:t>
             </w:r>
             <w:r>
               <w:rPr>
@@ -4918,10 +4879,7 @@
               <w:t xml:space="preserve">五列齐</w:t>
             </w:r>
             <w:r>
-              <w:t xml:space="preserve"> </w:t>
-            </w:r>
-            <w:r>
-              <w:t xml:space="preserve">✓；② 表中</w:t>
+              <w:t xml:space="preserve">；② 表中</w:t>
             </w:r>
             <w:r>
               <w:rPr>
@@ -4931,14 +4889,21 @@
               <w:t xml:space="preserve">显式写出</w:t>
             </w:r>
             <w:r>
-              <w:t xml:space="preserve">与其他篇的共享 ✓；③ "独立复现"列只写真正独立复现过的 ✓（本篇</w:t>
-            </w:r>
-            <w:r>
-              <w:rPr>
-                <w:bCs/>
-                <w:b/>
-              </w:rPr>
-              <w:t xml:space="preserve">全为 ❌</w:t>
+              <w:t xml:space="preserve">与其他篇的共享；③ "独立复现"列只写真正独立复现过的（本篇</w:t>
+            </w:r>
+            <w:r>
+              <w:rPr>
+                <w:bCs/>
+                <w:b/>
+              </w:rPr>
+              <w:t xml:space="preserve">全为</w:t>
+            </w:r>
+            <w:r>
+              <w:rPr>
+                <w:bCs/>
+                <w:b/>
+              </w:rPr>
+              <w:t xml:space="preserve"> </w:t>
             </w:r>
             <w:r>
               <w:t xml:space="preserve">，与"三次重复"同簇的事实一致）</w:t>
@@ -4980,10 +4945,7 @@
               <w:t xml:space="preserve"> </w:t>
             </w:r>
             <w:r>
-              <w:t xml:space="preserve">→ 29 / 478 / 535 / 583 / 603 / 795 / 1111 ✓；★</w:t>
-            </w:r>
-            <w:r>
-              <w:t xml:space="preserve"> </w:t>
+              <w:t xml:space="preserve">→ 29 / 478 / 535 / 583 / 603 / 795 / 1111；</w:t>
             </w:r>
             <w:r>
               <w:rPr>
@@ -5015,10 +4977,7 @@
               <w:t xml:space="preserve"> </w:t>
             </w:r>
             <w:r>
-              <w:t xml:space="preserve">逐字含"每份有效产出 direct 2.65 &gt; dual_select 2.10 &gt; dual_fuse 1.36；dual_fuse 矛盾率 4.2%（分母 284 条合法主张）vs direct 0.4%（分母 285）= 10.5×；巡练冠军 13 道未见题 2 胜 11 负"）⇒ ★</w:t>
-            </w:r>
-            <w:r>
-              <w:t xml:space="preserve"> </w:t>
+              <w:t xml:space="preserve">逐字含"每份有效产出 direct 2.65 &gt; dual_select 2.10 &gt; dual_fuse 1.36；dual_fuse 矛盾率 4.2%（分母 284 条合法主张）vs direct 0.4%（分母 285）= 10.5×；巡练冠军 13 道未见题 2 胜 11 负"），</w:t>
             </w:r>
             <w:r>
               <w:rPr>
@@ -5031,7 +4990,7 @@
               <w:t xml:space="preserve"> </w:t>
             </w:r>
             <w:r>
-              <w:t xml:space="preserve">可逐字核 ✓；底稿索引（</w:t>
+              <w:t xml:space="preserve">可逐字核；底稿索引（</w:t>
             </w:r>
             <w:r>
               <w:rPr>
@@ -5050,13 +5009,7 @@
               <w:t xml:space="preserve">同一结论 2.10</w:t>
             </w:r>
             <w:r>
-              <w:t xml:space="preserve"> </w:t>
-            </w:r>
-            <w:r>
-              <w:t xml:space="preserve">⇒</w:t>
-            </w:r>
-            <w:r>
-              <w:t xml:space="preserve"> </w:t>
+              <w:t xml:space="preserve">，</w:t>
             </w:r>
             <w:r>
               <w:rPr>
@@ -5064,12 +5017,6 @@
                 <w:b/>
               </w:rPr>
               <w:t xml:space="preserve">两篇共享同一批层2 数据</w:t>
-            </w:r>
-            <w:r>
-              <w:t xml:space="preserve"> </w:t>
-            </w:r>
-            <w:r>
-              <w:t xml:space="preserve">✓</w:t>
             </w:r>
           </w:p>
         </w:tc>
@@ -5087,7 +5034,7 @@
                 <w:bCs/>
                 <w:b/>
               </w:rPr>
-              <w:t xml:space="preserve">执行的是哪条纪律/审稿意见</w:t>
+              <w:t xml:space="preserve">执行的是哪条要求/审稿意见</w:t>
             </w:r>
           </w:p>
         </w:tc>
@@ -5374,10 +5321,7 @@
               <w:t xml:space="preserve">不存在 §5.2</w:t>
             </w:r>
             <w:r>
-              <w:t xml:space="preserve"> </w:t>
-            </w:r>
-            <w:r>
-              <w:t xml:space="preserve">⇒ 旧指针指向不存在的节。</w:t>
+              <w:t xml:space="preserve">，旧指针指向不存在的节。</w:t>
             </w:r>
             <w:r>
               <w:rPr>
@@ -5387,10 +5331,7 @@
               <w:t xml:space="preserve">改后字符串的数字集合与改前完全相同</w:t>
             </w:r>
             <w:r>
-              <w:t xml:space="preserve">（"5" + "2" → "5" + "R2"）⇒</w:t>
-            </w:r>
-            <w:r>
-              <w:t xml:space="preserve"> </w:t>
+              <w:t xml:space="preserve">（"5" + "2" → "5" + "R2"），</w:t>
             </w:r>
             <w:r>
               <w:rPr>
@@ -5439,7 +5380,7 @@
               <w:t xml:space="preserve"> </w:t>
             </w:r>
             <w:r>
-              <w:t xml:space="preserve">→ 63 ✓</w:t>
+              <w:t xml:space="preserve">→ 63</w:t>
             </w:r>
           </w:p>
         </w:tc>
@@ -5640,10 +5581,7 @@
               <w:t xml:space="preserve">新的自我矛盾</w:t>
             </w:r>
             <w:r>
-              <w:t xml:space="preserve"> </w:t>
-            </w:r>
-            <w:r>
-              <w:t xml:space="preserve">⇒ A-1 把摘要/§1.2/§5.9 收窄后，R1 标题里的绝对词"</w:t>
+              <w:t xml:space="preserve">，A-1 把摘要/§1.2/§5.9 收窄后，R1 标题里的绝对词"</w:t>
             </w:r>
             <w:r>
               <w:rPr>
@@ -5653,10 +5591,7 @@
               <w:t xml:space="preserve">必然</w:t>
             </w:r>
             <w:r>
-              <w:t xml:space="preserve">"就成了全文唯一的残留宽表述 ⇒</w:t>
-            </w:r>
-            <w:r>
-              <w:t xml:space="preserve"> </w:t>
+              <w:t xml:space="preserve">"就成了全文唯一的残留宽表述，</w:t>
             </w:r>
             <w:r>
               <w:rPr>
@@ -5715,7 +5650,7 @@
               <w:t xml:space="preserve"> </w:t>
             </w:r>
             <w:r>
-              <w:t xml:space="preserve">→ 506 ✓；</w:t>
+              <w:t xml:space="preserve">→ 506；</w:t>
             </w:r>
             <w:r>
               <w:rPr>
@@ -5738,12 +5673,6 @@
                 <w:b/>
               </w:rPr>
               <w:t xml:space="preserve">0</w:t>
-            </w:r>
-            <w:r>
-              <w:t xml:space="preserve"> </w:t>
-            </w:r>
-            <w:r>
-              <w:t xml:space="preserve">✓</w:t>
             </w:r>
           </w:p>
         </w:tc>
@@ -5953,7 +5882,7 @@
               <w:jc w:val="left"/>
             </w:pPr>
             <w:r>
-              <w:t xml:space="preserve">本轮新增，非读数</w:t>
+              <w:t xml:space="preserve">这一轮新增，非读数</w:t>
             </w:r>
           </w:p>
         </w:tc>
@@ -6148,10 +6077,7 @@
               <w:t xml:space="preserve"> </w:t>
             </w:r>
             <w:r>
-              <w:t xml:space="preserve">逐字；★</w:t>
-            </w:r>
-            <w:r>
-              <w:t xml:space="preserve"> </w:t>
+              <w:t xml:space="preserve">逐字；</w:t>
             </w:r>
             <w:r>
               <w:rPr>
@@ -6258,12 +6184,6 @@
       <w:pPr>
         <w:pStyle w:val="BodyText"/>
       </w:pPr>
-      <w:r>
-        <w:t xml:space="preserve">⇒ ★</w:t>
-      </w:r>
-      <w:r>
-        <w:t xml:space="preserve"> </w:t>
-      </w:r>
       <w:r>
         <w:rPr>
           <w:bCs/>
@@ -6418,7 +6338,7 @@
               <w:jc w:val="left"/>
             </w:pPr>
             <w:r>
-              <w:t xml:space="preserve">本轮巡练（2026-10-18）</w:t>
+              <w:t xml:space="preserve">这一轮巡练（2026-10-18）</w:t>
             </w:r>
             <w:r>
               <w:rPr>
@@ -6475,10 +6395,7 @@
               <w:jc w:val="left"/>
             </w:pPr>
             <w:r>
-              <w:t xml:space="preserve">审稿问的是"是否在预注册内"⇒</w:t>
-            </w:r>
-            <w:r>
-              <w:t xml:space="preserve"> </w:t>
+              <w:t xml:space="preserve">审稿问的是"是否在预注册内"，</w:t>
             </w:r>
             <w:r>
               <w:rPr>
@@ -6488,10 +6405,7 @@
               <w:t xml:space="preserve">答"未归档"</w:t>
             </w:r>
             <w:r>
-              <w:t xml:space="preserve">（G6）⇒ 正文明确写"本文不主张巡练的选择过程是预注册的"；★</w:t>
-            </w:r>
-            <w:r>
-              <w:t xml:space="preserve"> </w:t>
+              <w:t xml:space="preserve">（G6），正文明确写"本文不主张巡练的选择过程是预注册的"；</w:t>
             </w:r>
             <w:r>
               <w:rPr>
@@ -6591,10 +6505,7 @@
               <w:jc w:val="left"/>
             </w:pPr>
             <w:r>
-              <w:t xml:space="preserve">审稿问"题目之间是否关联"⇒</w:t>
-            </w:r>
-            <w:r>
-              <w:t xml:space="preserve"> </w:t>
+              <w:t xml:space="preserve">审稿问"题目之间是否关联"，</w:t>
             </w:r>
             <w:r>
               <w:rPr>
@@ -6660,10 +6571,7 @@
               <w:t xml:space="preserve">没有"目标任务分布"的形式化定义</w:t>
             </w:r>
             <w:r>
-              <w:t xml:space="preserve"> </w:t>
-            </w:r>
-            <w:r>
-              <w:t xml:space="preserve">⇒ 该问题在本文框架内不成立</w:t>
+              <w:t xml:space="preserve">，该问题在本文框架内不成立</w:t>
             </w:r>
           </w:p>
         </w:tc>
@@ -6763,22 +6671,19 @@
               <w:t xml:space="preserve">未纳入版本管理</w:t>
             </w:r>
             <w:r>
-              <w:t xml:space="preserve">（附录 C）⇒ 无 token 计量</w:t>
-            </w:r>
-          </w:p>
-        </w:tc>
-        <w:tc>
-          <w:tcPr/>
-          <w:p>
-            <w:pPr>
-              <w:pStyle w:val="Compact"/>
-              <w:jc w:val="left"/>
-            </w:pPr>
-            <w:r>
-              <w:t xml:space="preserve">审稿第八节要求"正确的成本口径"⇒</w:t>
-            </w:r>
-            <w:r>
-              <w:t xml:space="preserve"> </w:t>
+              <w:t xml:space="preserve">（附录 C），无 token 计量</w:t>
+            </w:r>
+          </w:p>
+        </w:tc>
+        <w:tc>
+          <w:tcPr/>
+          <w:p>
+            <w:pPr>
+              <w:pStyle w:val="Compact"/>
+              <w:jc w:val="left"/>
+            </w:pPr>
+            <w:r>
+              <w:t xml:space="preserve">审稿第八节要求"正确的成本口径"，</w:t>
             </w:r>
             <w:r>
               <w:rPr>
@@ -6788,23 +6693,7 @@
               <w:t xml:space="preserve">如实说"成本口径目前只有调用数、没有 token"</w:t>
             </w:r>
             <w:r>
-              <w:t xml:space="preserve"> </w:t>
-            </w:r>
-            <w:r>
-              <w:t xml:space="preserve">★</w:t>
-            </w:r>
-            <w:r>
-              <w:t xml:space="preserve"> </w:t>
-            </w:r>
-            <w:r>
-              <w:rPr>
-                <w:bCs/>
-                <w:b/>
-              </w:rPr>
-              <w:t xml:space="preserve">这本身就是该审稿意见的一个未闭合项</w:t>
-            </w:r>
-            <w:r>
-              <w:t xml:space="preserve">，已在 §4.6 ③ 与 §4.6 总账第 3 条登记</w:t>
+              <w:t xml:space="preserve">这本身就是该审稿意见的一个未闭合项**，已在 §4.6 ③ 与 §4.6 总账第 3 条登记</w:t>
             </w:r>
           </w:p>
         </w:tc>
@@ -7077,7 +6966,7 @@
               <w:t xml:space="preserve">明说批次不同</w:t>
             </w:r>
             <w:r>
-              <w:t xml:space="preserve">；★ 净增益的双边实现也据此定位为"</w:t>
+              <w:t xml:space="preserve">；净增益的双边实现也据此定位为"</w:t>
             </w:r>
             <w:r>
               <w:rPr>
@@ -7133,7 +7022,7 @@
               <w:jc w:val="left"/>
             </w:pPr>
             <w:r>
-              <w:t xml:space="preserve">本轮是改稿，</w:t>
+              <w:t xml:space="preserve">这一轮是改稿，</w:t>
             </w:r>
             <w:r>
               <w:rPr>
@@ -7168,17 +7057,14 @@
               <w:t xml:space="preserve">§8.1 待办第 7 项</w:t>
             </w:r>
             <w:r>
-              <w:t xml:space="preserve">（0 API）＋ R2/R3/R4 表注 ＋ §7 局限 25 ⇒</w:t>
-            </w:r>
-            <w:r>
-              <w:t xml:space="preserve"> </w:t>
-            </w:r>
-            <w:r>
-              <w:rPr>
-                <w:bCs/>
-                <w:b/>
-              </w:rPr>
-              <w:t xml:space="preserve">审稿的"确保使用正确分母"要求，在正文层面已被显式登记为"未重算 ⇒ 引用前必须重算"</w:t>
+              <w:t xml:space="preserve">（0 API）＋ R2/R3/R4 表注 ＋ §7 局限 25，</w:t>
+            </w:r>
+            <w:r>
+              <w:rPr>
+                <w:bCs/>
+                <w:b/>
+              </w:rPr>
+              <w:t xml:space="preserve">审稿的"确保使用正确分母"要求，在正文层面已被显式登记为"未重算，引用前必须重算"</w:t>
             </w:r>
           </w:p>
         </w:tc>
@@ -7246,7 +7132,7 @@
               <w:t xml:space="preserve">原有条目保留</w:t>
             </w:r>
             <w:r>
-              <w:t xml:space="preserve">；★ 本轮</w:t>
+              <w:t xml:space="preserve">；这一轮</w:t>
             </w:r>
             <w:r>
               <w:rPr>
@@ -7271,7 +7157,7 @@
               <w:t xml:space="preserve"> </w:t>
             </w:r>
             <w:r>
-              <w:t xml:space="preserve">里已有 ⇒ 本批不是没算，是没走那条流水线"这条</w:t>
+              <w:t xml:space="preserve">里已有，本批不是没算，是没走那条流水线"这条</w:t>
             </w:r>
             <w:r>
               <w:rPr>
@@ -7315,7 +7201,14 @@
                 <w:bCs/>
                 <w:b/>
               </w:rPr>
-              <w:t xml:space="preserve">X-2「已独立复现」列全为 ❌</w:t>
+              <w:t xml:space="preserve">X-2「已独立复现」列全为</w:t>
+            </w:r>
+            <w:r>
+              <w:rPr>
+                <w:bCs/>
+                <w:b/>
+              </w:rPr>
+              <w:t xml:space="preserve"> </w:t>
             </w:r>
           </w:p>
         </w:tc>
@@ -7349,23 +7242,14 @@
               <w:jc w:val="left"/>
             </w:pPr>
             <w:r>
-              <w:t xml:space="preserve">★</w:t>
-            </w:r>
-            <w:r>
-              <w:t xml:space="preserve"> </w:t>
-            </w:r>
-            <w:r>
-              <w:rPr>
-                <w:bCs/>
-                <w:b/>
-              </w:rPr>
-              <w:t xml:space="preserve">如实写 ❌ 并点名共享项</w:t>
-            </w:r>
-            <w:r>
-              <w:t xml:space="preserve"> </w:t>
-            </w:r>
-            <w:r>
-              <w:t xml:space="preserve">⇒ 这正是审稿问题二的落点：</w:t>
+              <w:rPr>
+                <w:bCs/>
+                <w:b/>
+              </w:rPr>
+              <w:t xml:space="preserve">如实写 并点名共享项</w:t>
+            </w:r>
+            <w:r>
+              <w:t xml:space="preserve">，这正是审稿问题二的落点：</w:t>
             </w:r>
             <w:r>
               <w:rPr>
@@ -7416,7 +7300,7 @@
                 <w:bCs/>
                 <w:b/>
               </w:rPr>
-              <w:t xml:space="preserve">本轮未修</w:t>
+              <w:t xml:space="preserve">这一轮未修</w:t>
             </w:r>
             <w:r>
               <w:t xml:space="preserve">（不越界）</w:t>
@@ -7476,7 +7360,7 @@
               <w:t xml:space="preserve"> </w:t>
             </w:r>
             <w:r>
-              <w:t xml:space="preserve">并行修改 ⇒ 本篇</w:t>
+              <w:t xml:space="preserve">并行修改，本篇</w:t>
             </w:r>
             <w:r>
               <w:rPr>
@@ -7516,20 +7400,17 @@
               <w:t xml:space="preserve">改动既有数字</w:t>
             </w:r>
             <w:r>
-              <w:t xml:space="preserve">（10→11、11→12）⇒ 与 G1「数字零改动」冲突 ⇒</w:t>
-            </w:r>
-            <w:r>
-              <w:t xml:space="preserve"> </w:t>
-            </w:r>
-            <w:r>
-              <w:rPr>
-                <w:bCs/>
-                <w:b/>
-              </w:rPr>
-              <w:t xml:space="preserve">本轮不改，报 owner</w:t>
-            </w:r>
-            <w:r>
-              <w:t xml:space="preserve">（★ 已在 A-3 ① 末行与 §4.6 总账第 3 条把相关事实登记在案）</w:t>
+              <w:t xml:space="preserve">（10→11、11→12），与 G1「数字零改动」冲突，</w:t>
+            </w:r>
+            <w:r>
+              <w:rPr>
+                <w:bCs/>
+                <w:b/>
+              </w:rPr>
+              <w:t xml:space="preserve">这一轮不改，报 owner</w:t>
+            </w:r>
+            <w:r>
+              <w:t xml:space="preserve">（已在 A-3 ① 末行与 §4.6 总账第 3 条把相关事实登记在案）</w:t>
             </w:r>
           </w:p>
         </w:tc>
@@ -7543,13 +7424,13 @@
       </w:r>
     </w:p>
     <w:bookmarkEnd w:id="33"/>
-    <w:bookmarkStart w:id="34" w:name="六条硬纪律的逐条自查结论"/>
+    <w:bookmarkStart w:id="34" w:name="六条硬要求的逐条自查结论"/>
     <w:p>
       <w:pPr>
         <w:pStyle w:val="Heading2"/>
       </w:pPr>
       <w:r>
-        <w:t xml:space="preserve">5 · 六条硬纪律的逐条自查结论</w:t>
+        <w:t xml:space="preserve">5 · 六条硬要求的逐条自查结论</w:t>
       </w:r>
     </w:p>
     <w:tbl>
@@ -7575,7 +7456,7 @@
               <w:jc w:val="center"/>
             </w:pPr>
             <w:r>
-              <w:t xml:space="preserve">纪律</w:t>
+              <w:t xml:space="preserve">要求</w:t>
             </w:r>
           </w:p>
         </w:tc>
@@ -7635,12 +7516,6 @@
               <w:jc w:val="left"/>
             </w:pPr>
             <w:r>
-              <w:t xml:space="preserve">✅</w:t>
-            </w:r>
-            <w:r>
-              <w:t xml:space="preserve"> </w:t>
-            </w:r>
-            <w:r>
               <w:rPr>
                 <w:bCs/>
                 <w:b/>
@@ -7706,12 +7581,6 @@
               <w:jc w:val="left"/>
             </w:pPr>
             <w:r>
-              <w:t xml:space="preserve">✅</w:t>
-            </w:r>
-            <w:r>
-              <w:t xml:space="preserve"> </w:t>
-            </w:r>
-            <w:r>
               <w:rPr>
                 <w:rStyle w:val="VerbatimChar"/>
               </w:rPr>
@@ -7792,7 +7661,7 @@
               <w:jc w:val="left"/>
             </w:pPr>
             <w:r>
-              <w:t xml:space="preserve">✅ 本报告逐条给「文件:行号 → 改前 → 改后 → 验收判据 → 自查方式与结果 → 执行的纪律」</w:t>
+              <w:t xml:space="preserve">本报告逐条给「文件:行号 → 改前 → 改后 → 验收判据 → 自查方式与结果 → 执行的要求」</w:t>
             </w:r>
           </w:p>
         </w:tc>
@@ -7840,12 +7709,6 @@
               <w:jc w:val="left"/>
             </w:pPr>
             <w:r>
-              <w:t xml:space="preserve">✅</w:t>
-            </w:r>
-            <w:r>
-              <w:t xml:space="preserve"> </w:t>
-            </w:r>
-            <w:r>
               <w:rPr>
                 <w:rStyle w:val="VerbatimChar"/>
               </w:rPr>
@@ -7913,10 +7776,7 @@
               <w:jc w:val="left"/>
             </w:pPr>
             <w:r>
-              <w:t xml:space="preserve">✅ 越界措辞表全 0 命中；★</w:t>
-            </w:r>
-            <w:r>
-              <w:t xml:space="preserve"> </w:t>
+              <w:t xml:space="preserve">越界措辞表全 0 命中；</w:t>
             </w:r>
             <w:r>
               <w:rPr>
@@ -7926,7 +7786,7 @@
               <w:t xml:space="preserve">X-1 表「当前状态」列只出现 已测/未测</w:t>
             </w:r>
             <w:r>
-              <w:t xml:space="preserve">（无「无效/等效/已证明」）；★ 凡"未测 / 不可分辨"处</w:t>
+              <w:t xml:space="preserve">（无「无效/等效/已证明」）；凡"未测 / 不可分辨"处</w:t>
             </w:r>
             <w:r>
               <w:rPr>
@@ -7984,7 +7844,7 @@
               <w:jc w:val="left"/>
             </w:pPr>
             <w:r>
-              <w:t xml:space="preserve">✅ 报告中出现的每条</w:t>
+              <w:t xml:space="preserve">报告中出现的每条</w:t>
             </w:r>
             <w:r>
               <w:rPr>
@@ -8004,7 +7864,7 @@
               <w:t xml:space="preserve">核不到的一律写"未归档/未核到"</w:t>
             </w:r>
             <w:r>
-              <w:t xml:space="preserve">（本轮 6 处）</w:t>
+              <w:t xml:space="preserve">（这一轮 6 处）</w:t>
             </w:r>
           </w:p>
         </w:tc>
@@ -8467,12 +8327,6 @@
         <w:pStyle w:val="FirstParagraph"/>
       </w:pPr>
       <w:r>
-        <w:t xml:space="preserve">⇒ ★</w:t>
-      </w:r>
-      <w:r>
-        <w:t xml:space="preserve"> </w:t>
-      </w:r>
-      <w:r>
         <w:rPr>
           <w:bCs/>
           <w:b/>
@@ -9043,12 +8897,6 @@
         <w:pStyle w:val="FirstParagraph"/>
       </w:pPr>
       <w:r>
-        <w:t xml:space="preserve">⇒ ★</w:t>
-      </w:r>
-      <w:r>
-        <w:t xml:space="preserve"> </w:t>
-      </w:r>
-      <w:r>
         <w:rPr>
           <w:rStyle w:val="VerbatimChar"/>
           <w:bCs/>
@@ -9417,7 +9265,7 @@
         <w:pStyle w:val="FirstParagraph"/>
       </w:pPr>
       <w:r>
-        <w:t xml:space="preserve">⇒ 表体</w:t>
+        <w:t xml:space="preserve">表体</w:t>
       </w:r>
       <w:r>
         <w:t xml:space="preserve"> </w:t>
@@ -9627,7 +9475,7 @@
         <w:pStyle w:val="FirstParagraph"/>
       </w:pPr>
       <w:r>
-        <w:t xml:space="preserve">⇒ 表体</w:t>
+        <w:t xml:space="preserve">表体</w:t>
       </w:r>
       <w:r>
         <w:t xml:space="preserve"> </w:t>
@@ -10434,7 +10282,7 @@
         <w:t xml:space="preserve">:422</w:t>
       </w:r>
       <w:r>
-        <w:t xml:space="preserve">，均在 ✓）</w:t>
+        <w:t xml:space="preserve">，均在）</w:t>
       </w:r>
     </w:p>
     <w:bookmarkEnd w:id="42"/>
@@ -11074,7 +10922,7 @@
         <w:pStyle w:val="FirstParagraph"/>
       </w:pPr>
       <w:r>
-        <w:t xml:space="preserve">⇒ ★ 第 8 条是</w:t>
+        <w:t xml:space="preserve">第 8 条是</w:t>
       </w:r>
       <w:r>
         <w:t xml:space="preserve"> </w:t>
@@ -11129,13 +10977,7 @@
         <w:t xml:space="preserve">同一条结论 2.10</w:t>
       </w:r>
       <w:r>
-        <w:t xml:space="preserve"> </w:t>
-      </w:r>
-      <w:r>
-        <w:t xml:space="preserve">⇒ ⇒</w:t>
-      </w:r>
-      <w:r>
-        <w:t xml:space="preserve"> </w:t>
+        <w:t xml:space="preserve">，</w:t>
       </w:r>
       <w:r>
         <w:rPr>
@@ -11145,13 +10987,7 @@
         <w:t xml:space="preserve">两篇共享同一批层2 数据</w:t>
       </w:r>
       <w:r>
-        <w:t xml:space="preserve"> </w:t>
-      </w:r>
-      <w:r>
-        <w:t xml:space="preserve">⇒</w:t>
-      </w:r>
-      <w:r>
-        <w:t xml:space="preserve"> </w:t>
+        <w:t xml:space="preserve">，</w:t>
       </w:r>
       <w:r>
         <w:rPr>
@@ -11161,13 +10997,7 @@
         <w:t xml:space="preserve">不构成两次独立复现</w:t>
       </w:r>
       <w:r>
-        <w:t xml:space="preserve">。</w:t>
-      </w:r>
-      <w:r>
-        <w:t xml:space="preserve"> </w:t>
-      </w:r>
-      <w:r>
-        <w:t xml:space="preserve">⇒ ★ 第 6 条是</w:t>
+        <w:t xml:space="preserve">。第 6 条是</w:t>
       </w:r>
       <w:r>
         <w:t xml:space="preserve"> </w:t>
@@ -11190,10 +11020,7 @@
         <w:t xml:space="preserve">逐字引用</w:t>
       </w:r>
       <w:r>
-        <w:t xml:space="preserve">本篇的 2.65 / 2.10 / 1.36 / 284 / 285 / 10.5× / 2 胜 11 负 ⇒ ⇒</w:t>
-      </w:r>
-      <w:r>
-        <w:t xml:space="preserve"> </w:t>
+        <w:t xml:space="preserve">本篇的 2.65 / 2.10 / 1.36 / 284 / 285 / 10.5× / 2 胜 11 负，</w:t>
       </w:r>
       <w:r>
         <w:rPr>
@@ -11327,17 +11154,11 @@
         <w:pStyle w:val="FirstParagraph"/>
       </w:pPr>
       <w:r>
-        <w:t xml:space="preserve">⇒ ★</w:t>
-      </w:r>
-      <w:r>
-        <w:t xml:space="preserve"> </w:t>
-      </w:r>
-      <w:r>
         <w:rPr>
           <w:bCs/>
           <w:b/>
         </w:rPr>
-        <w:t xml:space="preserve">本轮（revise-a）只动了两处</w:t>
+        <w:t xml:space="preserve">这一轮（revise-a）只动了两处</w:t>
       </w:r>
       <w:r>
         <w:t xml:space="preserve">：</w:t>
@@ -11362,12 +11183,6 @@
       </w:r>
       <w:r>
         <w:t xml:space="preserve">（新建）。</w:t>
-      </w:r>
-      <w:r>
-        <w:t xml:space="preserve"> </w:t>
-      </w:r>
-      <w:r>
-        <w:t xml:space="preserve">⇒ ★</w:t>
       </w:r>
       <w:r>
         <w:t xml:space="preserve"> </w:t>
@@ -11377,7 +11192,7 @@
           <w:bCs/>
           <w:b/>
         </w:rPr>
-        <w:t xml:space="preserve">L1 / C / D 三篇及其报告是并行 producer 的产物，与本轮无关</w:t>
+        <w:t xml:space="preserve">L1 / C / D 三篇及其报告是并行 producer 的产物，与这一轮无关</w:t>
       </w:r>
       <w:r>
         <w:t xml:space="preserve">；</w:t>
@@ -11407,7 +11222,7 @@
         <w:t xml:space="preserve"> </w:t>
       </w:r>
       <w:r>
-        <w:t xml:space="preserve">在本轮开工前</w:t>
+        <w:t xml:space="preserve">在这一轮开工前</w:t>
       </w:r>
       <w:r>
         <w:rPr>
@@ -11438,17 +11253,11 @@
         <w:t xml:space="preserve"> </w:t>
       </w:r>
       <w:r>
-        <w:t xml:space="preserve">⇒ ★</w:t>
-      </w:r>
-      <w:r>
-        <w:t xml:space="preserve"> </w:t>
-      </w:r>
-      <w:r>
         <w:rPr>
           <w:bCs/>
           <w:b/>
         </w:rPr>
-        <w:t xml:space="preserve">本轮未执行任何</w:t>
+        <w:t xml:space="preserve">这一轮未执行任何</w:t>
       </w:r>
       <w:r>
         <w:rPr>
@@ -11559,12 +11368,6 @@
         <w:t xml:space="preserve"> </w:t>
       </w:r>
       <w:r>
-        <w:t xml:space="preserve">⇒ ★</w:t>
-      </w:r>
-      <w:r>
-        <w:t xml:space="preserve"> </w:t>
-      </w:r>
-      <w:r>
         <w:rPr>
           <w:bCs/>
           <w:b/>
@@ -11593,17 +11396,14 @@
         <w:t xml:space="preserve">d5b4ee56c2be8d360be61b6acc5061be</w:t>
       </w:r>
       <w:r>
-        <w:t xml:space="preserve">，与改前 HEAD 一致）⇒ ★</w:t>
-      </w:r>
-      <w:r>
-        <w:t xml:space="preserve"> </w:t>
+        <w:t xml:space="preserve">，与改前 HEAD 一致），</w:t>
       </w:r>
       <w:r>
         <w:rPr>
           <w:bCs/>
           <w:b/>
         </w:rPr>
-        <w:t xml:space="preserve">本轮全程未用</w:t>
+        <w:t xml:space="preserve">这一轮全程未用</w:t>
       </w:r>
       <w:r>
         <w:rPr>
@@ -11665,12 +11465,6 @@
         <w:pStyle w:val="Compact"/>
       </w:pPr>
       <w:r>
-        <w:t xml:space="preserve">★</w:t>
-      </w:r>
-      <w:r>
-        <w:t xml:space="preserve"> </w:t>
-      </w:r>
-      <w:r>
         <w:rPr>
           <w:bCs/>
           <w:b/>
@@ -11678,7 +11472,7 @@
         <w:t xml:space="preserve">合订本 §1.1 推论 1 声称"已写入 A 篇「本批不成立的结论」"，但本篇没有该节</w:t>
       </w:r>
       <w:r>
-        <w:t xml:space="preserve">（见 §4 N10）⇒ 若 owner 认为该节应存在，</w:t>
+        <w:t xml:space="preserve">（见 §4 N10），若 owner 认为该节应存在，</w:t>
       </w:r>
       <w:r>
         <w:rPr>
@@ -11700,12 +11494,6 @@
         <w:pStyle w:val="Compact"/>
       </w:pPr>
       <w:r>
-        <w:t xml:space="preserve">★</w:t>
-      </w:r>
-      <w:r>
-        <w:t xml:space="preserve"> </w:t>
-      </w:r>
-      <w:r>
         <w:rPr>
           <w:bCs/>
           <w:b/>
@@ -11733,7 +11521,7 @@
         <w:t xml:space="preserve">局限 12</w:t>
       </w:r>
       <w:r>
-        <w:t xml:space="preserve">）⇒ 本轮</w:t>
+        <w:t xml:space="preserve">），这一轮</w:t>
       </w:r>
       <w:r>
         <w:rPr>
@@ -11743,10 +11531,7 @@
         <w:t xml:space="preserve">未改</w:t>
       </w:r>
       <w:r>
-        <w:t xml:space="preserve">（改动会变更既有数字，与 G1 冲突）⇒</w:t>
-      </w:r>
-      <w:r>
-        <w:t xml:space="preserve"> </w:t>
+        <w:t xml:space="preserve">（改动会变更既有数字，与 G1 冲突），</w:t>
       </w:r>
       <w:r>
         <w:rPr>
@@ -11768,12 +11553,6 @@
         <w:pStyle w:val="Compact"/>
       </w:pPr>
       <w:r>
-        <w:t xml:space="preserve">★</w:t>
-      </w:r>
-      <w:r>
-        <w:t xml:space="preserve"> </w:t>
-      </w:r>
-      <w:r>
         <w:rPr>
           <w:bCs/>
           <w:b/>
@@ -11803,10 +11582,7 @@
         <w:t xml:space="preserve">，在合订本 §1.1 推论 2 的"作废重算"清单内</w:t>
       </w:r>
       <w:r>
-        <w:t xml:space="preserve"> </w:t>
-      </w:r>
-      <w:r>
-        <w:t xml:space="preserve">⇒ 本轮已在</w:t>
+        <w:t xml:space="preserve">，这一轮已在</w:t>
       </w:r>
       <w:r>
         <w:t xml:space="preserve"> </w:t>
@@ -11848,10 +11624,7 @@
         <w:t xml:space="preserve">正文 §3.5 / 局限 1 的原句未加注</w:t>
       </w:r>
       <w:r>
-        <w:t xml:space="preserve">（加注会触及既有读数所在段落）⇒</w:t>
-      </w:r>
-      <w:r>
-        <w:t xml:space="preserve"> </w:t>
+        <w:t xml:space="preserve">（加注会触及既有读数所在段落），</w:t>
       </w:r>
       <w:r>
         <w:rPr>
